--- a/docs/user_guides/user_guide_student_adult.docx
+++ b/docs/user_guides/user_guide_student_adult.docx
@@ -28,7 +28,7 @@
     </w:p>
     <w:p>
       <w:r>
-        <w:t>Это твой помощник по урокам английского: расписание, домашка, оплаты, учебный план и связь с преподавателем — всё в одном месте. Бот не заменяет занятия, он просто упрощает рутину.</w:t>
+        <w:t>Это ваш помощник по урокам английского: расписание, домашка, оплаты, учебный план и связь с преподавателем — всё в одном месте. Бот не заменяет занятия, он просто упрощает рутину.</w:t>
       </w:r>
     </w:p>
     <w:p>
@@ -44,7 +44,7 @@
         <w:pStyle w:val="ListNumber"/>
       </w:pPr>
       <w:r>
-        <w:t>Открой переписку с ботом и нажми «Начать» (Telegram сам это предложит).</w:t>
+        <w:t>Откройте переписку с ботом и нажмите «Начать» (Telegram сам это предложит).</w:t>
       </w:r>
     </w:p>
     <w:p>
@@ -52,7 +52,7 @@
         <w:pStyle w:val="ListNumber"/>
       </w:pPr>
       <w:r>
-        <w:t>Бот спросит, кто ты — выбери «🎓 Я ученик».</w:t>
+        <w:t>Бот спросит, кто вы — выберите «🎓 Я ученик».</w:t>
       </w:r>
     </w:p>
     <w:p>
@@ -60,7 +60,7 @@
         <w:pStyle w:val="ListNumber"/>
       </w:pPr>
       <w:r>
-        <w:t>Дальше он задаст несколько вопросов: имя, возраст, язык, уровень. Отвечай как есть, ничего страшного, если уровень не помнишь — так и нажми «Не знаю свой уровень».</w:t>
+        <w:t>Дальше он задаст несколько вопросов: имя, возраст, язык, уровень. Отвечайте как есть — ничего страшного, если уровень не помните, так и нажмите «Не знаю свой уровень».</w:t>
       </w:r>
     </w:p>
     <w:p>
@@ -68,7 +68,7 @@
         <w:pStyle w:val="ListNumber"/>
       </w:pPr>
       <w:r>
-        <w:t>После регистрации ты сразу попадёшь в главное меню.</w:t>
+        <w:t>После регистрации вы сразу попадёте в главное меню.</w:t>
       </w:r>
     </w:p>
     <w:p>
@@ -81,7 +81,7 @@
     </w:p>
     <w:p>
       <w:r>
-        <w:t>Когда заходишь в бот, видишь одну страницу с кнопками. Вот они:</w:t>
+        <w:t>Когда вы заходите в бот, видите одну страницу с кнопками. Вот они:</w:t>
       </w:r>
     </w:p>
     <w:p>
@@ -89,7 +89,7 @@
         <w:pStyle w:val="ListBullet"/>
       </w:pPr>
       <w:r>
-        <w:t>📅 Расписание — твои ближайшие уроки.</w:t>
+        <w:t>📅 Расписание — ближайшие уроки.</w:t>
       </w:r>
     </w:p>
     <w:p>
@@ -105,7 +105,7 @@
         <w:pStyle w:val="ListBullet"/>
       </w:pPr>
       <w:r>
-        <w:t>📌 Учебный план — твой курс, шаги и цели.</w:t>
+        <w:t>📌 Учебный план — курс, шаги и цели.</w:t>
       </w:r>
     </w:p>
     <w:p>
@@ -166,7 +166,7 @@
     </w:p>
     <w:p>
       <w:r>
-        <w:t>Видишь список ближайших уроков с датой и временем.</w:t>
+        <w:t>Здесь список ближайших уроков с датой и временем.</w:t>
       </w:r>
     </w:p>
     <w:p>
@@ -190,7 +190,7 @@
         <w:pStyle w:val="ListBullet"/>
       </w:pPr>
       <w:r>
-        <w:t>В напоминании можно сразу подтвердить или сказать, что не сможешь прийти — преподаватель увидит это в своей панели.</w:t>
+        <w:t>В напоминании можно сразу подтвердить или сообщить, что не сможете прийти — преподаватель увидит это в своей панели.</w:t>
       </w:r>
     </w:p>
     <w:p>
@@ -211,7 +211,7 @@
         <w:pStyle w:val="ListBullet"/>
       </w:pPr>
       <w:r>
-        <w:t>Открой задание — увидишь его текст, дедлайн и приложенный файл (если он есть).</w:t>
+        <w:t>Откройте задание — увидите его текст, дедлайн и приложенный файл (если он есть).</w:t>
       </w:r>
     </w:p>
     <w:p>
@@ -219,7 +219,7 @@
         <w:pStyle w:val="ListBullet"/>
       </w:pPr>
       <w:r>
-        <w:t>Когда сделаешь — жми «✅ Отметить как выполненное». Это уведомление пойдёт преподавателю.</w:t>
+        <w:t>Когда сделаете — жмите «✅ Отметить как выполненное». Это уведомление пойдёт преподавателю.</w:t>
       </w:r>
     </w:p>
     <w:p>
@@ -248,7 +248,7 @@
     </w:p>
     <w:p>
       <w:r>
-        <w:t>Это твой курс крупными шагами: где ты сейчас, что уже пройдено, что впереди. Преподаватель ведёт его и отмечает галочки, ты видишь общую картину.</w:t>
+        <w:t>Это ваш курс крупными шагами: где вы сейчас, что уже пройдено, что впереди. Преподаватель ведёт его и отмечает галочки, вы видите общую картину.</w:t>
       </w:r>
     </w:p>
     <w:p>
@@ -261,7 +261,7 @@
     </w:p>
     <w:p>
       <w:r>
-        <w:t>Здесь ты видишь, сколько уроков осталось, и можешь сообщить о новой оплате.</w:t>
+        <w:t>Здесь видно, сколько уроков осталось, и можно сообщить о новой оплате.</w:t>
       </w:r>
     </w:p>
     <w:p>
@@ -277,7 +277,7 @@
         <w:pStyle w:val="ListBullet"/>
       </w:pPr>
       <w:r>
-        <w:t>«✉️ Сообщить об оплате» — после перевода просто напиши пару слов (дату, сумму, можно скрин). Преподаватель подтвердит, и баланс обновится.</w:t>
+        <w:t>«✉️ Сообщить об оплате» — после перевода просто напишите пару слов (дату, сумму, можно скрин). Преподаватель подтвердит, и баланс обновится.</w:t>
       </w:r>
     </w:p>
     <w:p>
@@ -306,7 +306,7 @@
         <w:pStyle w:val="ListBullet"/>
       </w:pPr>
       <w:r>
-        <w:t>👤 Профиль — твоё имя, язык, уровень. Здесь же «Опасные действия» (удалить аккаунт).</w:t>
+        <w:t>👤 Профиль — ваше имя, язык, уровень. Здесь же «Опасные действия» (удалить аккаунт).</w:t>
       </w:r>
     </w:p>
     <w:p>
@@ -314,7 +314,7 @@
         <w:pStyle w:val="ListBullet"/>
       </w:pPr>
       <w:r>
-        <w:t>🔔 Управление уведомлениями — можешь поставить паузу на неделю или отключить совсем.</w:t>
+        <w:t>🔔 Управление уведомлениями — можно поставить паузу на неделю или отключить совсем.</w:t>
       </w:r>
     </w:p>
     <w:p>
@@ -330,7 +330,7 @@
         <w:pStyle w:val="ListBullet"/>
       </w:pPr>
       <w:r>
-        <w:t>❄️ Заморозка — если заболел или уезжаешь, можно отправить заявку на заморозку занятий. Преподаватель её увидит и подтвердит.</w:t>
+        <w:t>❄️ Заморозка — если заболели или уезжаете, можно отправить заявку на заморозку занятий. Преподаватель её увидит и подтвердит.</w:t>
       </w:r>
     </w:p>
     <w:p>
@@ -338,7 +338,7 @@
         <w:pStyle w:val="ListBullet"/>
       </w:pPr>
       <w:r>
-        <w:t>📥 Инструкция к боту — отсюда же можно скачать этот файл, если потерял.</w:t>
+        <w:t>📥 Инструкция к боту — отсюда же можно скачать этот файл, если потеряли.</w:t>
       </w:r>
     </w:p>
     <w:p>
@@ -351,7 +351,7 @@
     </w:p>
     <w:p>
       <w:r>
-        <w:t>Можно из любого раздела (главное меню, карточка ДЗ, оплата). Просто напиши сообщение текстом, фото, голосом — что удобнее. Преподаватель получит и контекст (по поводу чего ты пишешь), и сам файл.</w:t>
+        <w:t>Можно из любого раздела (главное меню, карточка ДЗ, оплата). Просто напишите сообщение текстом, фото, голосом — что удобнее. Преподаватель получит и контекст (по поводу чего вы пишете), и сам файл.</w:t>
       </w:r>
     </w:p>
     <w:p>
@@ -367,7 +367,7 @@
         <w:pStyle w:val="ListBullet"/>
       </w:pPr>
       <w:r>
-        <w:t>Не приходят сообщения от бота — проверь «👤 Ещё → 🔔 Управление уведомлениями». Возможно, стоит пауза.</w:t>
+        <w:t>Не приходят сообщения от бота — проверьте «👤 Ещё → 🔔 Управление уведомлениями». Возможно, стоит пауза.</w:t>
       </w:r>
     </w:p>
     <w:p>
@@ -375,7 +375,7 @@
         <w:pStyle w:val="ListBullet"/>
       </w:pPr>
       <w:r>
-        <w:t>Что-то странное в кнопках — закрой и открой бот заново; чаще всего помогает.</w:t>
+        <w:t>Что-то странное в кнопках — закройте и откройте бот заново; чаще всего помогает.</w:t>
       </w:r>
     </w:p>
     <w:p>
@@ -383,7 +383,7 @@
         <w:pStyle w:val="ListBullet"/>
       </w:pPr>
       <w:r>
-        <w:t>Если бот не отвечает совсем — напиши преподавателю в личные сообщения вне бота.</w:t>
+        <w:t>Если бот не отвечает совсем — напишите преподавателю в личные сообщения вне бота.</w:t>
       </w:r>
     </w:p>
     <w:p>
@@ -404,7 +404,7 @@
     </w:p>
     <w:p>
       <w:r>
-        <w:t>Главное меню → «👤 Ещё» → «📥 Инструкция к боту». Там же можно скачать снова, если потерял этот файл.</w:t>
+        <w:t>Главное меню → «👤 Ещё» → «📥 Инструкция к боту». Там же можно скачать снова, если потеряли этот файл.</w:t>
       </w:r>
     </w:p>
     <w:sectPr>
